--- a/submission/ISR_Contribution_Statement.docx
+++ b/submission/ISR_Contribution_Statement.docx
@@ -187,7 +187,7 @@
           <w:sz w:val="24"/>
           <w:szCs w:val="24"/>
         </w:rPr>
-        <w:t xml:space="preserve">The paper builds on option-based IT investment and risk research (Benaroch 2002; Benaroch et al. 2006; Fichman 2004; Taudes et al. 2000), on the control literature (Ouchi 1979), and on work on reward-model overoptimization (Gao et al. 2023) and multitask incentives (Holmström and Milgrom 1991). To our knowledge, the IS option literature has not treated the measuring instrument itself as a source of risk. </w:t>
+        <w:t xml:space="preserve">The paper builds on option-based IT investment and risk research (Benaroch 2002; Benaroch et al. 2006; Fichman 2004; Taudes et al. 2000), on the control literature (Ouchi 1979), and on work on reward-model overoptimization (Gao et al. 2023) and multitask incentives (Holmström and Milgrom 1991). To my knowledge, the IS option literature has not treated the measuring instrument itself as a source of risk. </w:t>
       </w:r>
       <w:r>
         <w:rPr>
